--- a/downloads/handouts/Unit 01/Handout 01.08 - Station Card Mug Cake.docx
+++ b/downloads/handouts/Unit 01/Handout 01.08 - Station Card Mug Cake.docx
@@ -862,7 +862,7 @@
         <w:pStyle w:val="FirstParagraph"/>
       </w:pPr>
       <w:r>
-        <w:t xml:space="preserve">4 microwave-safe ceramic mugs (tested), 1 small bowl (eggs), 1 medium bowl (chilled, for cream), 1 whisk, 4 spoons for stirring, dry measuring cups, liquid measuring cup, measuring spoons, a butter knife for leveling, 8 paper bowls, 8 spoons, paper towels, tape and a marker for numbering the mugs.</w:t>
+        <w:t xml:space="preserve">Cooking: 4 microwave-safe ceramic mugs (tested), 1 small bowl (eggs), 1 medium bowl (chilled, for cream), 1 whisk, 4 spoons for stirring. Measuring: dry measuring cups, liquid measuring cup, measuring spoons, a butter knife for leveling. Serving and setup: 8 paper bowls, 8 spoons, paper towels, tape and a marker for numbering the mugs.</w:t>
       </w:r>
     </w:p>
     <w:p>
@@ -1034,7 +1034,7 @@
         <w:pStyle w:val="Compact"/>
       </w:pPr>
       <w:r>
-        <w:t xml:space="preserve">Toppings Chief: a spoon of whipped cream on each bowl, a sprinkle of chips. Everyone eats. While you eat: why did the cake rise, and why did the cream get thick? (Baking powder makes gas when it meets liquid and heat. Beating cream traps air in the fat.)</w:t>
+        <w:t xml:space="preserve">Toppings Chief: a spoon of whipped cream on each bowl, a sprinkle of chips. Everyone eats. While you eat, talk about two questions. Why did the cake rise? Why did the cream get thick? (Baking powder makes gas when it meets liquid and heat. Beating cream traps air in the fat.)</w:t>
       </w:r>
     </w:p>
     <w:p>
@@ -1256,7 +1256,7 @@
         <w:pStyle w:val="FirstParagraph"/>
       </w:pPr>
       <w:r>
-        <w:t xml:space="preserve">Words for the station:</w:t>
+        <w:t xml:space="preserve">Words for the station (write each one in your home language):</w:t>
       </w:r>
       <w:r>
         <w:t xml:space="preserve"> </w:t>
